--- a/Kevin_Atkinson_Resume.docx
+++ b/Kevin_Atkinson_Resume.docx
@@ -44,7 +44,7 @@
           <w:color w:val="1A1A1A"/>
           <w:sz w:val="20"/>
         </w:rPr>
-        <w:t>Seattle, WA, USA  |  (716) 545-4614  |  linkedin.com/in/atkinsonkevin  |  github.com/wasabikev</w:t>
+        <w:t>Tonawanda, NY, USA  |  (716) 545-4614  |  linkedin.com/in/atkinsonkevin  |  github.com/wasabikev</w:t>
       </w:r>
     </w:p>
     <w:p>
